--- a/report/Bao_Cao_WordPress_Multisite.docx
+++ b/report/Bao_Cao_WordPress_Multisite.docx
@@ -56,12 +56,6 @@
         <w:gridCol w:w="4200"/>
       </w:tblGrid>
       <w:tr>
-        <w:tblPrEx>
-          <w:tblCellMar>
-            <w:top w:w="0" w:type="dxa"/>
-            <w:bottom w:w="0" w:type="dxa"/>
-          </w:tblCellMar>
-        </w:tblPrEx>
         <w:tc>
           <w:tcPr>
             <w:tcW w:w="2800" w:type="dxa"/>
@@ -108,18 +102,12 @@
           </w:tcPr>
           <w:p>
             <w:r>
-              <w:t>Cấn Đức Điệp</w:t>
+              <w:t>Nguyễn Công Sơn</w:t>
             </w:r>
           </w:p>
         </w:tc>
       </w:tr>
       <w:tr>
-        <w:tblPrEx>
-          <w:tblCellMar>
-            <w:top w:w="0" w:type="dxa"/>
-            <w:bottom w:w="0" w:type="dxa"/>
-          </w:tblCellMar>
-        </w:tblPrEx>
         <w:tc>
           <w:tcPr>
             <w:tcW w:w="2800" w:type="dxa"/>
@@ -172,12 +160,6 @@
         </w:tc>
       </w:tr>
       <w:tr>
-        <w:tblPrEx>
-          <w:tblCellMar>
-            <w:top w:w="0" w:type="dxa"/>
-            <w:bottom w:w="0" w:type="dxa"/>
-          </w:tblCellMar>
-        </w:tblPrEx>
         <w:tc>
           <w:tcPr>
             <w:tcW w:w="2800" w:type="dxa"/>
@@ -229,12 +211,6 @@
         </w:tc>
       </w:tr>
       <w:tr>
-        <w:tblPrEx>
-          <w:tblCellMar>
-            <w:top w:w="0" w:type="dxa"/>
-            <w:bottom w:w="0" w:type="dxa"/>
-          </w:tblCellMar>
-        </w:tblPrEx>
         <w:tc>
           <w:tcPr>
             <w:tcW w:w="2800" w:type="dxa"/>
@@ -350,12 +326,6 @@
         <w:gridCol w:w="3613"/>
       </w:tblGrid>
       <w:tr>
-        <w:tblPrEx>
-          <w:tblCellMar>
-            <w:top w:w="0" w:type="dxa"/>
-            <w:bottom w:w="0" w:type="dxa"/>
-          </w:tblCellMar>
-        </w:tblPrEx>
         <w:trPr>
           <w:tblHeader/>
         </w:trPr>
@@ -460,12 +430,6 @@
         </w:tc>
       </w:tr>
       <w:tr>
-        <w:tblPrEx>
-          <w:tblCellMar>
-            <w:top w:w="0" w:type="dxa"/>
-            <w:bottom w:w="0" w:type="dxa"/>
-          </w:tblCellMar>
-        </w:tblPrEx>
         <w:tc>
           <w:tcPr>
             <w:tcW w:w="1800" w:type="dxa"/>
@@ -552,12 +516,6 @@
         </w:tc>
       </w:tr>
       <w:tr>
-        <w:tblPrEx>
-          <w:tblCellMar>
-            <w:top w:w="0" w:type="dxa"/>
-            <w:bottom w:w="0" w:type="dxa"/>
-          </w:tblCellMar>
-        </w:tblPrEx>
         <w:tc>
           <w:tcPr>
             <w:tcW w:w="1800" w:type="dxa"/>
@@ -644,12 +602,6 @@
         </w:tc>
       </w:tr>
       <w:tr>
-        <w:tblPrEx>
-          <w:tblCellMar>
-            <w:top w:w="0" w:type="dxa"/>
-            <w:bottom w:w="0" w:type="dxa"/>
-          </w:tblCellMar>
-        </w:tblPrEx>
         <w:tc>
           <w:tcPr>
             <w:tcW w:w="1800" w:type="dxa"/>
@@ -736,12 +688,6 @@
         </w:tc>
       </w:tr>
       <w:tr>
-        <w:tblPrEx>
-          <w:tblCellMar>
-            <w:top w:w="0" w:type="dxa"/>
-            <w:bottom w:w="0" w:type="dxa"/>
-          </w:tblCellMar>
-        </w:tblPrEx>
         <w:tc>
           <w:tcPr>
             <w:tcW w:w="1800" w:type="dxa"/>
@@ -913,12 +859,6 @@
         <w:gridCol w:w="9026"/>
       </w:tblGrid>
       <w:tr>
-        <w:tblPrEx>
-          <w:tblCellMar>
-            <w:top w:w="0" w:type="dxa"/>
-            <w:bottom w:w="0" w:type="dxa"/>
-          </w:tblCellMar>
-        </w:tblPrEx>
         <w:tc>
           <w:tcPr>
             <w:tcW w:w="9026" w:type="dxa"/>
@@ -1229,6 +1169,9 @@
         <w:spacing w:before="60" w:after="60"/>
       </w:pPr>
       <w:r>
+        <w:rPr>
+          <w:noProof/>
+        </w:rPr>
         <w:lastRenderedPageBreak/>
         <w:drawing>
           <wp:inline distT="0" distB="0" distL="0" distR="0" wp14:anchorId="3F41EB71" wp14:editId="4AA111BE">
@@ -1280,6 +1223,9 @@
         <w:pStyle w:val="Heading3"/>
       </w:pPr>
       <w:r>
+        <w:rPr>
+          <w:noProof/>
+        </w:rPr>
         <w:drawing>
           <wp:inline distT="0" distB="0" distL="0" distR="0" wp14:anchorId="33B96663" wp14:editId="5F3208F7">
             <wp:extent cx="5960110" cy="3665855"/>
@@ -1343,12 +1289,6 @@
         <w:gridCol w:w="9026"/>
       </w:tblGrid>
       <w:tr>
-        <w:tblPrEx>
-          <w:tblCellMar>
-            <w:top w:w="0" w:type="dxa"/>
-            <w:bottom w:w="0" w:type="dxa"/>
-          </w:tblCellMar>
-        </w:tblPrEx>
         <w:tc>
           <w:tcPr>
             <w:tcW w:w="9026" w:type="dxa"/>
@@ -1459,12 +1399,6 @@
         <w:gridCol w:w="2213"/>
       </w:tblGrid>
       <w:tr>
-        <w:tblPrEx>
-          <w:tblCellMar>
-            <w:top w:w="0" w:type="dxa"/>
-            <w:bottom w:w="0" w:type="dxa"/>
-          </w:tblCellMar>
-        </w:tblPrEx>
         <w:trPr>
           <w:tblHeader/>
         </w:trPr>
@@ -1602,12 +1536,6 @@
         </w:tc>
       </w:tr>
       <w:tr>
-        <w:tblPrEx>
-          <w:tblCellMar>
-            <w:top w:w="0" w:type="dxa"/>
-            <w:bottom w:w="0" w:type="dxa"/>
-          </w:tblCellMar>
-        </w:tblPrEx>
         <w:tc>
           <w:tcPr>
             <w:tcW w:w="1600" w:type="dxa"/>
@@ -1722,12 +1650,6 @@
         </w:tc>
       </w:tr>
       <w:tr>
-        <w:tblPrEx>
-          <w:tblCellMar>
-            <w:top w:w="0" w:type="dxa"/>
-            <w:bottom w:w="0" w:type="dxa"/>
-          </w:tblCellMar>
-        </w:tblPrEx>
         <w:tc>
           <w:tcPr>
             <w:tcW w:w="1600" w:type="dxa"/>
@@ -1893,6 +1815,9 @@
         <w:spacing w:before="60" w:after="60"/>
       </w:pPr>
       <w:r>
+        <w:rPr>
+          <w:noProof/>
+        </w:rPr>
         <w:drawing>
           <wp:inline distT="0" distB="0" distL="0" distR="0" wp14:anchorId="2185E35C" wp14:editId="5D28AFF1">
             <wp:extent cx="5960110" cy="4561840"/>
@@ -1935,6 +1860,9 @@
         <w:spacing w:before="60" w:after="60"/>
       </w:pPr>
       <w:r>
+        <w:rPr>
+          <w:noProof/>
+        </w:rPr>
         <w:lastRenderedPageBreak/>
         <w:drawing>
           <wp:inline distT="0" distB="0" distL="0" distR="0" wp14:anchorId="4ABB2B52" wp14:editId="165E24C3">
@@ -1978,6 +1906,9 @@
         <w:br w:type="page"/>
       </w:r>
       <w:r>
+        <w:rPr>
+          <w:noProof/>
+        </w:rPr>
         <w:lastRenderedPageBreak/>
         <w:drawing>
           <wp:inline distT="0" distB="0" distL="0" distR="0" wp14:anchorId="4FE861C0" wp14:editId="62715455">
@@ -2097,6 +2028,9 @@
         <w:spacing w:before="60" w:after="60"/>
       </w:pPr>
       <w:r>
+        <w:rPr>
+          <w:noProof/>
+        </w:rPr>
         <w:drawing>
           <wp:inline distT="0" distB="0" distL="0" distR="0" wp14:anchorId="14DD4B44" wp14:editId="62AAAD66">
             <wp:extent cx="5960110" cy="3180715"/>
@@ -2275,12 +2209,6 @@
         <w:gridCol w:w="9026"/>
       </w:tblGrid>
       <w:tr>
-        <w:tblPrEx>
-          <w:tblCellMar>
-            <w:top w:w="0" w:type="dxa"/>
-            <w:bottom w:w="0" w:type="dxa"/>
-          </w:tblCellMar>
-        </w:tblPrEx>
         <w:tc>
           <w:tcPr>
             <w:tcW w:w="9026" w:type="dxa"/>
@@ -2640,12 +2568,6 @@
         <w:gridCol w:w="9026"/>
       </w:tblGrid>
       <w:tr>
-        <w:tblPrEx>
-          <w:tblCellMar>
-            <w:top w:w="0" w:type="dxa"/>
-            <w:bottom w:w="0" w:type="dxa"/>
-          </w:tblCellMar>
-        </w:tblPrEx>
         <w:tc>
           <w:tcPr>
             <w:tcW w:w="9026" w:type="dxa"/>
@@ -3066,12 +2988,6 @@
         <w:gridCol w:w="6226"/>
       </w:tblGrid>
       <w:tr>
-        <w:tblPrEx>
-          <w:tblCellMar>
-            <w:top w:w="0" w:type="dxa"/>
-            <w:bottom w:w="0" w:type="dxa"/>
-          </w:tblCellMar>
-        </w:tblPrEx>
         <w:trPr>
           <w:tblHeader/>
         </w:trPr>
@@ -3143,12 +3059,6 @@
         </w:tc>
       </w:tr>
       <w:tr>
-        <w:tblPrEx>
-          <w:tblCellMar>
-            <w:top w:w="0" w:type="dxa"/>
-            <w:bottom w:w="0" w:type="dxa"/>
-          </w:tblCellMar>
-        </w:tblPrEx>
         <w:tc>
           <w:tcPr>
             <w:tcW w:w="2800" w:type="dxa"/>
@@ -3207,12 +3117,6 @@
         </w:tc>
       </w:tr>
       <w:tr>
-        <w:tblPrEx>
-          <w:tblCellMar>
-            <w:top w:w="0" w:type="dxa"/>
-            <w:bottom w:w="0" w:type="dxa"/>
-          </w:tblCellMar>
-        </w:tblPrEx>
         <w:tc>
           <w:tcPr>
             <w:tcW w:w="2800" w:type="dxa"/>
@@ -3271,12 +3175,6 @@
         </w:tc>
       </w:tr>
       <w:tr>
-        <w:tblPrEx>
-          <w:tblCellMar>
-            <w:top w:w="0" w:type="dxa"/>
-            <w:bottom w:w="0" w:type="dxa"/>
-          </w:tblCellMar>
-        </w:tblPrEx>
         <w:tc>
           <w:tcPr>
             <w:tcW w:w="2800" w:type="dxa"/>
@@ -3335,12 +3233,6 @@
         </w:tc>
       </w:tr>
       <w:tr>
-        <w:tblPrEx>
-          <w:tblCellMar>
-            <w:top w:w="0" w:type="dxa"/>
-            <w:bottom w:w="0" w:type="dxa"/>
-          </w:tblCellMar>
-        </w:tblPrEx>
         <w:tc>
           <w:tcPr>
             <w:tcW w:w="2800" w:type="dxa"/>
@@ -3399,12 +3291,6 @@
         </w:tc>
       </w:tr>
       <w:tr>
-        <w:tblPrEx>
-          <w:tblCellMar>
-            <w:top w:w="0" w:type="dxa"/>
-            <w:bottom w:w="0" w:type="dxa"/>
-          </w:tblCellMar>
-        </w:tblPrEx>
         <w:tc>
           <w:tcPr>
             <w:tcW w:w="2800" w:type="dxa"/>
@@ -3463,12 +3349,6 @@
         </w:tc>
       </w:tr>
       <w:tr>
-        <w:tblPrEx>
-          <w:tblCellMar>
-            <w:top w:w="0" w:type="dxa"/>
-            <w:bottom w:w="0" w:type="dxa"/>
-          </w:tblCellMar>
-        </w:tblPrEx>
         <w:tc>
           <w:tcPr>
             <w:tcW w:w="2800" w:type="dxa"/>
@@ -3532,6 +3412,9 @@
         <w:spacing w:before="60" w:after="60"/>
       </w:pPr>
       <w:r>
+        <w:rPr>
+          <w:noProof/>
+        </w:rPr>
         <w:drawing>
           <wp:inline distT="0" distB="0" distL="0" distR="0" wp14:anchorId="64D55B97" wp14:editId="6E281AB0">
             <wp:extent cx="5960110" cy="3268345"/>
@@ -3616,12 +3499,6 @@
         <w:gridCol w:w="4213"/>
       </w:tblGrid>
       <w:tr>
-        <w:tblPrEx>
-          <w:tblCellMar>
-            <w:top w:w="0" w:type="dxa"/>
-            <w:bottom w:w="0" w:type="dxa"/>
-          </w:tblCellMar>
-        </w:tblPrEx>
         <w:trPr>
           <w:tblHeader/>
         </w:trPr>
@@ -3726,12 +3603,6 @@
         </w:tc>
       </w:tr>
       <w:tr>
-        <w:tblPrEx>
-          <w:tblCellMar>
-            <w:top w:w="0" w:type="dxa"/>
-            <w:bottom w:w="0" w:type="dxa"/>
-          </w:tblCellMar>
-        </w:tblPrEx>
         <w:tc>
           <w:tcPr>
             <w:tcW w:w="2200" w:type="dxa"/>
@@ -3818,12 +3689,6 @@
         </w:tc>
       </w:tr>
       <w:tr>
-        <w:tblPrEx>
-          <w:tblCellMar>
-            <w:top w:w="0" w:type="dxa"/>
-            <w:bottom w:w="0" w:type="dxa"/>
-          </w:tblCellMar>
-        </w:tblPrEx>
         <w:tc>
           <w:tcPr>
             <w:tcW w:w="2200" w:type="dxa"/>
@@ -3910,12 +3775,6 @@
         </w:tc>
       </w:tr>
       <w:tr>
-        <w:tblPrEx>
-          <w:tblCellMar>
-            <w:top w:w="0" w:type="dxa"/>
-            <w:bottom w:w="0" w:type="dxa"/>
-          </w:tblCellMar>
-        </w:tblPrEx>
         <w:tc>
           <w:tcPr>
             <w:tcW w:w="2200" w:type="dxa"/>
@@ -4003,12 +3862,6 @@
         </w:tc>
       </w:tr>
       <w:tr>
-        <w:tblPrEx>
-          <w:tblCellMar>
-            <w:top w:w="0" w:type="dxa"/>
-            <w:bottom w:w="0" w:type="dxa"/>
-          </w:tblCellMar>
-        </w:tblPrEx>
         <w:tc>
           <w:tcPr>
             <w:tcW w:w="2200" w:type="dxa"/>
@@ -4095,12 +3948,6 @@
         </w:tc>
       </w:tr>
       <w:tr>
-        <w:tblPrEx>
-          <w:tblCellMar>
-            <w:top w:w="0" w:type="dxa"/>
-            <w:bottom w:w="0" w:type="dxa"/>
-          </w:tblCellMar>
-        </w:tblPrEx>
         <w:tc>
           <w:tcPr>
             <w:tcW w:w="2200" w:type="dxa"/>
@@ -4187,12 +4034,6 @@
         </w:tc>
       </w:tr>
       <w:tr>
-        <w:tblPrEx>
-          <w:tblCellMar>
-            <w:top w:w="0" w:type="dxa"/>
-            <w:bottom w:w="0" w:type="dxa"/>
-          </w:tblCellMar>
-        </w:tblPrEx>
         <w:tc>
           <w:tcPr>
             <w:tcW w:w="2200" w:type="dxa"/>
@@ -4279,12 +4120,6 @@
         </w:tc>
       </w:tr>
       <w:tr>
-        <w:tblPrEx>
-          <w:tblCellMar>
-            <w:top w:w="0" w:type="dxa"/>
-            <w:bottom w:w="0" w:type="dxa"/>
-          </w:tblCellMar>
-        </w:tblPrEx>
         <w:tc>
           <w:tcPr>
             <w:tcW w:w="2200" w:type="dxa"/>
@@ -4371,12 +4206,6 @@
         </w:tc>
       </w:tr>
       <w:tr>
-        <w:tblPrEx>
-          <w:tblCellMar>
-            <w:top w:w="0" w:type="dxa"/>
-            <w:bottom w:w="0" w:type="dxa"/>
-          </w:tblCellMar>
-        </w:tblPrEx>
         <w:tc>
           <w:tcPr>
             <w:tcW w:w="2200" w:type="dxa"/>
@@ -4489,12 +4318,6 @@
         <w:gridCol w:w="9026"/>
       </w:tblGrid>
       <w:tr>
-        <w:tblPrEx>
-          <w:tblCellMar>
-            <w:top w:w="0" w:type="dxa"/>
-            <w:bottom w:w="0" w:type="dxa"/>
-          </w:tblCellMar>
-        </w:tblPrEx>
         <w:tc>
           <w:tcPr>
             <w:tcW w:w="9026" w:type="dxa"/>
@@ -5064,12 +4887,6 @@
         <w:gridCol w:w="2499"/>
       </w:tblGrid>
       <w:tr>
-        <w:tblPrEx>
-          <w:tblCellMar>
-            <w:top w:w="0" w:type="dxa"/>
-            <w:bottom w:w="0" w:type="dxa"/>
-          </w:tblCellMar>
-        </w:tblPrEx>
         <w:trPr>
           <w:tblHeader/>
         </w:trPr>
@@ -5306,12 +5123,6 @@
         </w:tc>
       </w:tr>
       <w:tr>
-        <w:tblPrEx>
-          <w:tblCellMar>
-            <w:top w:w="0" w:type="dxa"/>
-            <w:bottom w:w="0" w:type="dxa"/>
-          </w:tblCellMar>
-        </w:tblPrEx>
         <w:tc>
           <w:tcPr>
             <w:tcW w:w="700" w:type="dxa"/>
@@ -5510,12 +5321,6 @@
         </w:tc>
       </w:tr>
       <w:tr>
-        <w:tblPrEx>
-          <w:tblCellMar>
-            <w:top w:w="0" w:type="dxa"/>
-            <w:bottom w:w="0" w:type="dxa"/>
-          </w:tblCellMar>
-        </w:tblPrEx>
         <w:tc>
           <w:tcPr>
             <w:tcW w:w="700" w:type="dxa"/>
@@ -5714,12 +5519,6 @@
         </w:tc>
       </w:tr>
       <w:tr>
-        <w:tblPrEx>
-          <w:tblCellMar>
-            <w:top w:w="0" w:type="dxa"/>
-            <w:bottom w:w="0" w:type="dxa"/>
-          </w:tblCellMar>
-        </w:tblPrEx>
         <w:tc>
           <w:tcPr>
             <w:tcW w:w="700" w:type="dxa"/>
@@ -5953,12 +5752,6 @@
         <w:gridCol w:w="5526"/>
       </w:tblGrid>
       <w:tr>
-        <w:tblPrEx>
-          <w:tblCellMar>
-            <w:top w:w="0" w:type="dxa"/>
-            <w:bottom w:w="0" w:type="dxa"/>
-          </w:tblCellMar>
-        </w:tblPrEx>
         <w:trPr>
           <w:tblHeader/>
         </w:trPr>
@@ -6030,12 +5823,6 @@
         </w:tc>
       </w:tr>
       <w:tr>
-        <w:tblPrEx>
-          <w:tblCellMar>
-            <w:top w:w="0" w:type="dxa"/>
-            <w:bottom w:w="0" w:type="dxa"/>
-          </w:tblCellMar>
-        </w:tblPrEx>
         <w:tc>
           <w:tcPr>
             <w:tcW w:w="3500" w:type="dxa"/>
@@ -6094,12 +5881,6 @@
         </w:tc>
       </w:tr>
       <w:tr>
-        <w:tblPrEx>
-          <w:tblCellMar>
-            <w:top w:w="0" w:type="dxa"/>
-            <w:bottom w:w="0" w:type="dxa"/>
-          </w:tblCellMar>
-        </w:tblPrEx>
         <w:tc>
           <w:tcPr>
             <w:tcW w:w="3500" w:type="dxa"/>
@@ -6158,12 +5939,6 @@
         </w:tc>
       </w:tr>
       <w:tr>
-        <w:tblPrEx>
-          <w:tblCellMar>
-            <w:top w:w="0" w:type="dxa"/>
-            <w:bottom w:w="0" w:type="dxa"/>
-          </w:tblCellMar>
-        </w:tblPrEx>
         <w:tc>
           <w:tcPr>
             <w:tcW w:w="3500" w:type="dxa"/>
@@ -6222,12 +5997,6 @@
         </w:tc>
       </w:tr>
       <w:tr>
-        <w:tblPrEx>
-          <w:tblCellMar>
-            <w:top w:w="0" w:type="dxa"/>
-            <w:bottom w:w="0" w:type="dxa"/>
-          </w:tblCellMar>
-        </w:tblPrEx>
         <w:tc>
           <w:tcPr>
             <w:tcW w:w="3500" w:type="dxa"/>
@@ -6286,12 +6055,6 @@
         </w:tc>
       </w:tr>
       <w:tr>
-        <w:tblPrEx>
-          <w:tblCellMar>
-            <w:top w:w="0" w:type="dxa"/>
-            <w:bottom w:w="0" w:type="dxa"/>
-          </w:tblCellMar>
-        </w:tblPrEx>
         <w:tc>
           <w:tcPr>
             <w:tcW w:w="3500" w:type="dxa"/>
